--- a/klagomål/A 25091-2026 FSC-klagomål.docx
+++ b/klagomål/A 25091-2026 FSC-klagomål.docx
@@ -941,7 +941,7 @@
     <w:r>
       <w:tab/>
       <w:tab/>
-      <w:t>2026-06-18</w:t>
+      <w:t>2026-06-19</w:t>
       <w:br/>
       <w:br/>
     </w:r>

--- a/klagomål/A 25091-2026 FSC-klagomål.docx
+++ b/klagomål/A 25091-2026 FSC-klagomål.docx
@@ -941,7 +941,7 @@
     <w:r>
       <w:tab/>
       <w:tab/>
-      <w:t>2026-06-19</w:t>
+      <w:t>2026-06-20</w:t>
       <w:br/>
       <w:br/>
     </w:r>

--- a/klagomål/A 25091-2026 FSC-klagomål.docx
+++ b/klagomål/A 25091-2026 FSC-klagomål.docx
@@ -168,38 +168,7 @@
     </w:p>
     <w:p>
       <w:r>
-        <w:t>Detta dokument behandlar höga naturvärden i avverkningsanmälan A 25091-2026 i Färgelanda kommun som inkom 2026-06-02 och omfattar 4,4 ha.</w:t>
-      </w:r>
-    </w:p>
-    <w:p>
-      <w:r>
-        <w:t>Nedan presenteras fynd av naturvårdsarter och fridlysta arter som gjorts i det avverkningsanmälda området, samt relevanta utdrag ur standarderna för FSC, Chain of Custody, Controlled Wood och PEFC. I BILAGA 1 finns artfakta om fridlysta arter.</w:t>
-      </w:r>
-    </w:p>
-    <w:p>
-      <w:r>
-        <w:t>Vi förväntar oss att ni återkommer med ett skriftligt svar på vårt klagomål och även beskriver vilka korrigerande åtgärder ni satt in för att rätta till identifierade brister i er efterlevnad av den svenska FSC standarden.</w:t>
-      </w:r>
-    </w:p>
-    <w:p>
-      <w:pPr>
-        <w:pStyle w:val="Heading1"/>
-      </w:pPr>
-      <w:r>
-        <w:t>Naturvårdsarter</w:t>
-      </w:r>
-    </w:p>
-    <w:p>
-      <w:r>
-        <w:t>Inom 24 meter från avverkningsanmälan har följande 2 naturvårdsarter hittats: grön sköldmossa (S, T, §8) och kornknutmossa (S, T). Arter som är signalarter enligt Skogsstyrelsen har markerats med (S). Typiska arter inom Natura 2000 som är kopplade till skogsekosystem har markerats med (T). För fridlysta arter anges även paragrafen i Artskyddsförordningen som arten är fridlyst enligt.</w:t>
-      </w:r>
-    </w:p>
-    <w:p>
-      <w:r>
-        <w:t>De påträffade naturvårdsarterna är ett tydligt kvitto på att det rör sig om en skog med höga naturvärden.</w:t>
-      </w:r>
-      <w:r>
-        <w:t xml:space="preserve"> I Figur 1 visas fyndplatser för naturvårdsarter i området, som finns registrerade på Artportalen.</w:t>
+        <w:t>Detta klagomål behandlar höga naturvärden i avverkningsanmälan A 25091-2026 i Färgelanda kommun som inkom 2026-06-02 och omfattar 4,4 ha.</w:t>
       </w:r>
     </w:p>
     <w:p>
@@ -247,20 +216,35 @@
         <w:spacing w:after="240"/>
       </w:pPr>
       <w:r>
-        <w:t>Figur 1. Fyndplatser för naturvårdsarter inom 24 meter från avverkningsanmälan (röd linje). Markörer utan svart kant är placerade på fyndplatsen. Markörer med svart kant är placerade vid sidan av fyndplatsen och har ett svart streck som visar fyndplatsens exakta position. Kartans mittpunktskoordinat är N 6501149, E 332893 i SWEREF 99 TM.</w:t>
+        <w:t>Figur 1. Fyndplatser för naturvårdsarter inom 24 meter från avverkningsanmälan. Markörer utan svart kant är placerade på fyndplatsen. Markörer med svart kant är placerade vid sidan av fyndplatsen har ett svart streck som visar fyndplatsens exakta position. Kartans mittpunktskoordinat är N 6501149, E 332893 i SWEREF 99 TM.</w:t>
+      </w:r>
+    </w:p>
+    <w:p>
+      <w:r>
+        <w:t>Inom 24 meter från avverkningsanmälan finns fynd av 2 naturvårdsarter, varav 1 är fridlyst, 2 är typiska (T) och 2 är signalarter (S): grön sköldmossa (S, T, §8) och kornknutmossa (S, T). Se Figur 1.</w:t>
+      </w:r>
+    </w:p>
+    <w:p>
+      <w:r>
+        <w:t>Nedan presenteras relevanta utdrag ur standarderna för FSC, Chain of Custody, Controlled Wood och PEFC.</w:t>
+      </w:r>
+    </w:p>
+    <w:p>
+      <w:r>
+        <w:t>Vi förväntar oss att ni återkommer med ett skriftligt svar på vårt klagomål och även beskriver vilka korrigerande åtgärder ni satt in för att rätta till identifierade brister i er efterlevnad av den svenska FSC standarden.</w:t>
       </w:r>
     </w:p>
     <w:p>
       <w:pPr>
-        <w:pStyle w:val="Heading2"/>
+        <w:pStyle w:val="Heading1"/>
       </w:pPr>
       <w:r>
-        <w:t>Fridlysta arter</w:t>
+        <w:t>Naturvårdsarter och fridlysta arter</w:t>
       </w:r>
     </w:p>
     <w:p>
       <w:r>
-        <w:t>Följande fridlysta arter har sina livsmiljöer och växtplatser i den avverkningsanmälda skogen: grön sköldmossa (S, T, §8).</w:t>
+        <w:t>Nedan följer beskrivningar av de naturvårdsarter och fridlysta arter som har sina livsmiljöer och växtplatser i den avverkningsanmälda skogen. Se även ytterligare artfakta i BILAGA 1. De påträffade naturvårdsarterna är ett tydligt kvitto på att det rör sig om en skog med höga naturvärden.</w:t>
       </w:r>
     </w:p>
     <w:p>
@@ -290,19 +274,6 @@
       </w:r>
       <w:r>
         <w:t xml:space="preserve"> och omfattas av EU:s art- och habitatdirektiv bilaga 2 vilket innebär att det finns ett uttalat intresse inom Europeiska unionen att bevara arten. Grön sköldmossa kräver skog som har ett speciellt mikroklimat med hög och jämn luftfuktighet i kombination med rik tillgång på död ved (Nitare &amp; Skogsstyrelsen, 2019; SLU Artdatabanken, 2025). I praktiken handlar det om åtminstone 50 meter med skyddande skog för att undvika uttorkning av marken (Hallingbäck, personligt meddelande 2022-02-24). Grön sköldmossa är en ansvarsart för Sverige då en särskilt stor andel av Europas population finns i landet. Mark- och miljööverdomstolen (MÖD) har i mål nr M 2019-20 (18 februari 2019) slagit fast att grön sköldmossa (§8) är dispenspliktig och att exemplar av arten inte får skadas utan dispens (MÖD, mål nr M 2019-20).</w:t>
-      </w:r>
-    </w:p>
-    <w:p>
-      <w:r>
-        <w:t>I BILAGA 1 finns mer detaljerad information om ekologi samt krav på livsmiljö hos fridlysta arter.</w:t>
-      </w:r>
-    </w:p>
-    <w:p>
-      <w:pPr>
-        <w:pStyle w:val="Heading2"/>
-      </w:pPr>
-      <w:r>
-        <w:t>Övriga naturvårdsarter</w:t>
       </w:r>
     </w:p>
     <w:p>
@@ -941,7 +912,7 @@
     <w:r>
       <w:tab/>
       <w:tab/>
-      <w:t>2026-06-20</w:t>
+      <w:t>2026-06-21</w:t>
       <w:br/>
       <w:br/>
     </w:r>

--- a/klagomål/A 25091-2026 FSC-klagomål.docx
+++ b/klagomål/A 25091-2026 FSC-klagomål.docx
@@ -912,7 +912,7 @@
     <w:r>
       <w:tab/>
       <w:tab/>
-      <w:t>2026-06-21</w:t>
+      <w:t>2026-06-22</w:t>
       <w:br/>
       <w:br/>
     </w:r>

--- a/klagomål/A 25091-2026 FSC-klagomål.docx
+++ b/klagomål/A 25091-2026 FSC-klagomål.docx
@@ -912,7 +912,7 @@
     <w:r>
       <w:tab/>
       <w:tab/>
-      <w:t>2026-06-22</w:t>
+      <w:t>2026-06-23</w:t>
       <w:br/>
       <w:br/>
     </w:r>

--- a/klagomål/A 25091-2026 FSC-klagomål.docx
+++ b/klagomål/A 25091-2026 FSC-klagomål.docx
@@ -912,7 +912,7 @@
     <w:r>
       <w:tab/>
       <w:tab/>
-      <w:t>2026-06-23</w:t>
+      <w:t>2026-06-24</w:t>
       <w:br/>
       <w:br/>
     </w:r>

--- a/klagomål/A 25091-2026 FSC-klagomål.docx
+++ b/klagomål/A 25091-2026 FSC-klagomål.docx
@@ -912,7 +912,7 @@
     <w:r>
       <w:tab/>
       <w:tab/>
-      <w:t>2026-06-24</w:t>
+      <w:t>2026-06-25</w:t>
       <w:br/>
       <w:br/>
     </w:r>

--- a/klagomål/A 25091-2026 FSC-klagomål.docx
+++ b/klagomål/A 25091-2026 FSC-klagomål.docx
@@ -912,7 +912,7 @@
     <w:r>
       <w:tab/>
       <w:tab/>
-      <w:t>2026-06-25</w:t>
+      <w:t>2026-06-26</w:t>
       <w:br/>
       <w:br/>
     </w:r>

--- a/klagomål/A 25091-2026 FSC-klagomål.docx
+++ b/klagomål/A 25091-2026 FSC-klagomål.docx
@@ -912,7 +912,7 @@
     <w:r>
       <w:tab/>
       <w:tab/>
-      <w:t>2026-06-26</w:t>
+      <w:t>2026-06-27</w:t>
       <w:br/>
       <w:br/>
     </w:r>

--- a/klagomål/A 25091-2026 FSC-klagomål.docx
+++ b/klagomål/A 25091-2026 FSC-klagomål.docx
@@ -912,7 +912,7 @@
     <w:r>
       <w:tab/>
       <w:tab/>
-      <w:t>2026-06-27</w:t>
+      <w:t>2026-06-28</w:t>
       <w:br/>
       <w:br/>
     </w:r>

--- a/klagomål/A 25091-2026 FSC-klagomål.docx
+++ b/klagomål/A 25091-2026 FSC-klagomål.docx
@@ -912,7 +912,7 @@
     <w:r>
       <w:tab/>
       <w:tab/>
-      <w:t>2026-06-28</w:t>
+      <w:t>2026-06-29</w:t>
       <w:br/>
       <w:br/>
     </w:r>

--- a/klagomål/A 25091-2026 FSC-klagomål.docx
+++ b/klagomål/A 25091-2026 FSC-klagomål.docx
@@ -912,7 +912,7 @@
     <w:r>
       <w:tab/>
       <w:tab/>
-      <w:t>2026-06-29</w:t>
+      <w:t>2026-06-30</w:t>
       <w:br/>
       <w:br/>
     </w:r>

--- a/klagomål/A 25091-2026 FSC-klagomål.docx
+++ b/klagomål/A 25091-2026 FSC-klagomål.docx
@@ -912,7 +912,7 @@
     <w:r>
       <w:tab/>
       <w:tab/>
-      <w:t>2026-06-30</w:t>
+      <w:t>2026-07-01</w:t>
       <w:br/>
       <w:br/>
     </w:r>

--- a/klagomål/A 25091-2026 FSC-klagomål.docx
+++ b/klagomål/A 25091-2026 FSC-klagomål.docx
@@ -912,7 +912,7 @@
     <w:r>
       <w:tab/>
       <w:tab/>
-      <w:t>2026-07-01</w:t>
+      <w:t>2026-07-02</w:t>
       <w:br/>
       <w:br/>
     </w:r>

--- a/klagomål/A 25091-2026 FSC-klagomål.docx
+++ b/klagomål/A 25091-2026 FSC-klagomål.docx
@@ -912,7 +912,7 @@
     <w:r>
       <w:tab/>
       <w:tab/>
-      <w:t>2026-07-13</w:t>
+      <w:t>2026-07-14</w:t>
       <w:br/>
       <w:br/>
     </w:r>

--- a/klagomål/A 25091-2026 FSC-klagomål.docx
+++ b/klagomål/A 25091-2026 FSC-klagomål.docx
@@ -912,7 +912,7 @@
     <w:r>
       <w:tab/>
       <w:tab/>
-      <w:t>2026-07-14</w:t>
+      <w:t>2026-07-15</w:t>
       <w:br/>
       <w:br/>
     </w:r>

--- a/klagomål/A 25091-2026 FSC-klagomål.docx
+++ b/klagomål/A 25091-2026 FSC-klagomål.docx
@@ -912,7 +912,7 @@
     <w:r>
       <w:tab/>
       <w:tab/>
-      <w:t>2026-07-15</w:t>
+      <w:t>2026-07-16</w:t>
       <w:br/>
       <w:br/>
     </w:r>

--- a/klagomål/A 25091-2026 FSC-klagomål.docx
+++ b/klagomål/A 25091-2026 FSC-klagomål.docx
@@ -912,7 +912,7 @@
     <w:r>
       <w:tab/>
       <w:tab/>
-      <w:t>2026-07-16</w:t>
+      <w:t>2026-07-17</w:t>
       <w:br/>
       <w:br/>
     </w:r>

--- a/klagomål/A 25091-2026 FSC-klagomål.docx
+++ b/klagomål/A 25091-2026 FSC-klagomål.docx
@@ -912,7 +912,7 @@
     <w:r>
       <w:tab/>
       <w:tab/>
-      <w:t>2026-07-17</w:t>
+      <w:t>2026-07-18</w:t>
       <w:br/>
       <w:br/>
     </w:r>

--- a/klagomål/A 25091-2026 FSC-klagomål.docx
+++ b/klagomål/A 25091-2026 FSC-klagomål.docx
@@ -912,7 +912,7 @@
     <w:r>
       <w:tab/>
       <w:tab/>
-      <w:t>2026-07-18</w:t>
+      <w:t>2026-07-19</w:t>
       <w:br/>
       <w:br/>
     </w:r>

--- a/klagomål/A 25091-2026 FSC-klagomål.docx
+++ b/klagomål/A 25091-2026 FSC-klagomål.docx
@@ -912,7 +912,7 @@
     <w:r>
       <w:tab/>
       <w:tab/>
-      <w:t>2026-07-19</w:t>
+      <w:t>2026-07-20</w:t>
       <w:br/>
       <w:br/>
     </w:r>

--- a/klagomål/A 25091-2026 FSC-klagomål.docx
+++ b/klagomål/A 25091-2026 FSC-klagomål.docx
@@ -912,7 +912,7 @@
     <w:r>
       <w:tab/>
       <w:tab/>
-      <w:t>2026-07-20</w:t>
+      <w:t>2026-07-21</w:t>
       <w:br/>
       <w:br/>
     </w:r>

--- a/klagomål/A 25091-2026 FSC-klagomål.docx
+++ b/klagomål/A 25091-2026 FSC-klagomål.docx
@@ -912,7 +912,7 @@
     <w:r>
       <w:tab/>
       <w:tab/>
-      <w:t>2026-07-21</w:t>
+      <w:t>2026-07-22</w:t>
       <w:br/>
       <w:br/>
     </w:r>

--- a/klagomål/A 25091-2026 FSC-klagomål.docx
+++ b/klagomål/A 25091-2026 FSC-klagomål.docx
@@ -912,7 +912,7 @@
     <w:r>
       <w:tab/>
       <w:tab/>
-      <w:t>2026-07-22</w:t>
+      <w:t>2026-07-23</w:t>
       <w:br/>
       <w:br/>
     </w:r>

--- a/klagomål/A 25091-2026 FSC-klagomål.docx
+++ b/klagomål/A 25091-2026 FSC-klagomål.docx
@@ -912,7 +912,7 @@
     <w:r>
       <w:tab/>
       <w:tab/>
-      <w:t>2026-07-23</w:t>
+      <w:t>2026-07-24</w:t>
       <w:br/>
       <w:br/>
     </w:r>

--- a/klagomål/A 25091-2026 FSC-klagomål.docx
+++ b/klagomål/A 25091-2026 FSC-klagomål.docx
@@ -912,7 +912,7 @@
     <w:r>
       <w:tab/>
       <w:tab/>
-      <w:t>2026-07-24</w:t>
+      <w:t>2026-07-25</w:t>
       <w:br/>
       <w:br/>
     </w:r>

--- a/klagomål/A 25091-2026 FSC-klagomål.docx
+++ b/klagomål/A 25091-2026 FSC-klagomål.docx
@@ -912,7 +912,7 @@
     <w:r>
       <w:tab/>
       <w:tab/>
-      <w:t>2026-07-25</w:t>
+      <w:t>2026-07-26</w:t>
       <w:br/>
       <w:br/>
     </w:r>

--- a/klagomål/A 25091-2026 FSC-klagomål.docx
+++ b/klagomål/A 25091-2026 FSC-klagomål.docx
@@ -912,7 +912,7 @@
     <w:r>
       <w:tab/>
       <w:tab/>
-      <w:t>2026-07-26</w:t>
+      <w:t>2026-07-27</w:t>
       <w:br/>
       <w:br/>
     </w:r>

--- a/klagomål/A 25091-2026 FSC-klagomål.docx
+++ b/klagomål/A 25091-2026 FSC-klagomål.docx
@@ -912,7 +912,7 @@
     <w:r>
       <w:tab/>
       <w:tab/>
-      <w:t>2026-07-27</w:t>
+      <w:t>2026-07-28</w:t>
       <w:br/>
       <w:br/>
     </w:r>

--- a/klagomål/A 25091-2026 FSC-klagomål.docx
+++ b/klagomål/A 25091-2026 FSC-klagomål.docx
@@ -912,7 +912,7 @@
     <w:r>
       <w:tab/>
       <w:tab/>
-      <w:t>2026-07-28</w:t>
+      <w:t>2026-07-29</w:t>
       <w:br/>
       <w:br/>
     </w:r>

--- a/klagomål/A 25091-2026 FSC-klagomål.docx
+++ b/klagomål/A 25091-2026 FSC-klagomål.docx
@@ -912,7 +912,7 @@
     <w:r>
       <w:tab/>
       <w:tab/>
-      <w:t>2026-07-29</w:t>
+      <w:t>2026-07-30</w:t>
       <w:br/>
       <w:br/>
     </w:r>

--- a/klagomål/A 25091-2026 FSC-klagomål.docx
+++ b/klagomål/A 25091-2026 FSC-klagomål.docx
@@ -912,7 +912,7 @@
     <w:r>
       <w:tab/>
       <w:tab/>
-      <w:t>2026-07-30</w:t>
+      <w:t>2026-07-31</w:t>
       <w:br/>
       <w:br/>
     </w:r>

--- a/klagomål/A 25091-2026 FSC-klagomål.docx
+++ b/klagomål/A 25091-2026 FSC-klagomål.docx
@@ -912,7 +912,7 @@
     <w:r>
       <w:tab/>
       <w:tab/>
-      <w:t>2026-07-31</w:t>
+      <w:t>2026-08-01</w:t>
       <w:br/>
       <w:br/>
     </w:r>

--- a/klagomål/A 25091-2026 FSC-klagomål.docx
+++ b/klagomål/A 25091-2026 FSC-klagomål.docx
@@ -912,7 +912,7 @@
     <w:r>
       <w:tab/>
       <w:tab/>
-      <w:t>2026-08-01</w:t>
+      <w:t>2026-08-02</w:t>
       <w:br/>
       <w:br/>
     </w:r>

--- a/klagomål/A 25091-2026 FSC-klagomål.docx
+++ b/klagomål/A 25091-2026 FSC-klagomål.docx
@@ -912,7 +912,7 @@
     <w:r>
       <w:tab/>
       <w:tab/>
-      <w:t>2026-08-02</w:t>
+      <w:t>2026-08-03</w:t>
       <w:br/>
       <w:br/>
     </w:r>

--- a/klagomål/A 25091-2026 FSC-klagomål.docx
+++ b/klagomål/A 25091-2026 FSC-klagomål.docx
@@ -912,7 +912,7 @@
     <w:r>
       <w:tab/>
       <w:tab/>
-      <w:t>2026-08-03</w:t>
+      <w:t>2026-08-05</w:t>
       <w:br/>
       <w:br/>
     </w:r>

--- a/klagomål/A 25091-2026 FSC-klagomål.docx
+++ b/klagomål/A 25091-2026 FSC-klagomål.docx
@@ -912,7 +912,7 @@
     <w:r>
       <w:tab/>
       <w:tab/>
-      <w:t>2026-08-05</w:t>
+      <w:t>2026-08-07</w:t>
       <w:br/>
       <w:br/>
     </w:r>

--- a/klagomål/A 25091-2026 FSC-klagomål.docx
+++ b/klagomål/A 25091-2026 FSC-klagomål.docx
@@ -912,7 +912,7 @@
     <w:r>
       <w:tab/>
       <w:tab/>
-      <w:t>2026-08-07</w:t>
+      <w:t>2026-08-08</w:t>
       <w:br/>
       <w:br/>
     </w:r>

--- a/klagomål/A 25091-2026 FSC-klagomål.docx
+++ b/klagomål/A 25091-2026 FSC-klagomål.docx
@@ -216,7 +216,7 @@
         <w:spacing w:after="240"/>
       </w:pPr>
       <w:r>
-        <w:t>Figur 1. Fyndplatser för naturvårdsarter inom 24 meter från avverkningsanmälan. Markörer utan svart kant är placerade på fyndplatsen. Markörer med svart kant är placerade vid sidan av fyndplatsen har ett svart streck som visar fyndplatsens exakta position. Kartans mittpunktskoordinat är N 6501149, E 332893 i SWEREF 99 TM.</w:t>
+        <w:t>Figur 1. Fyndplatser för naturvårdsarter inom 24 meter från avverkningsanmälan. Markörer utan svart kant är placerade på fyndplatsen. Markörer med svart kant är placerade vid sidan av fyndplatsen och har ett svart streck som visar fyndplatsens exakta position. Kartans mittpunktskoordinat är N 6501149, E 332893 i SWEREF 99 TM.</w:t>
       </w:r>
     </w:p>
     <w:p>
@@ -912,7 +912,7 @@
     <w:r>
       <w:tab/>
       <w:tab/>
-      <w:t>2026-08-14</w:t>
+      <w:t>2026-08-15</w:t>
       <w:br/>
       <w:br/>
     </w:r>

--- a/klagomål/A 25091-2026 FSC-klagomål.docx
+++ b/klagomål/A 25091-2026 FSC-klagomål.docx
@@ -912,7 +912,7 @@
     <w:r>
       <w:tab/>
       <w:tab/>
-      <w:t>2026-08-15</w:t>
+      <w:t>2026-08-16</w:t>
       <w:br/>
       <w:br/>
     </w:r>

--- a/klagomål/A 25091-2026 FSC-klagomål.docx
+++ b/klagomål/A 25091-2026 FSC-klagomål.docx
@@ -912,7 +912,7 @@
     <w:r>
       <w:tab/>
       <w:tab/>
-      <w:t>2026-08-16</w:t>
+      <w:t>2026-08-17</w:t>
       <w:br/>
       <w:br/>
     </w:r>

--- a/klagomål/A 25091-2026 FSC-klagomål.docx
+++ b/klagomål/A 25091-2026 FSC-klagomål.docx
@@ -912,7 +912,7 @@
     <w:r>
       <w:tab/>
       <w:tab/>
-      <w:t>2026-08-17</w:t>
+      <w:t>2026-08-18</w:t>
       <w:br/>
       <w:br/>
     </w:r>

--- a/klagomål/A 25091-2026 FSC-klagomål.docx
+++ b/klagomål/A 25091-2026 FSC-klagomål.docx
@@ -912,7 +912,7 @@
     <w:r>
       <w:tab/>
       <w:tab/>
-      <w:t>2026-08-18</w:t>
+      <w:t>2026-08-19</w:t>
       <w:br/>
       <w:br/>
     </w:r>

--- a/klagomål/A 25091-2026 FSC-klagomål.docx
+++ b/klagomål/A 25091-2026 FSC-klagomål.docx
@@ -912,7 +912,7 @@
     <w:r>
       <w:tab/>
       <w:tab/>
-      <w:t>2026-08-19</w:t>
+      <w:t>2026-08-20</w:t>
       <w:br/>
       <w:br/>
     </w:r>

--- a/klagomål/A 25091-2026 FSC-klagomål.docx
+++ b/klagomål/A 25091-2026 FSC-klagomål.docx
@@ -912,7 +912,7 @@
     <w:r>
       <w:tab/>
       <w:tab/>
-      <w:t>2026-08-20</w:t>
+      <w:t>2026-08-21</w:t>
       <w:br/>
       <w:br/>
     </w:r>

--- a/klagomål/A 25091-2026 FSC-klagomål.docx
+++ b/klagomål/A 25091-2026 FSC-klagomål.docx
@@ -912,7 +912,7 @@
     <w:r>
       <w:tab/>
       <w:tab/>
-      <w:t>2026-08-21</w:t>
+      <w:t>2026-08-22</w:t>
       <w:br/>
       <w:br/>
     </w:r>

--- a/klagomål/A 25091-2026 FSC-klagomål.docx
+++ b/klagomål/A 25091-2026 FSC-klagomål.docx
@@ -912,7 +912,7 @@
     <w:r>
       <w:tab/>
       <w:tab/>
-      <w:t>2026-08-22</w:t>
+      <w:t>2026-08-23</w:t>
       <w:br/>
       <w:br/>
     </w:r>

--- a/klagomål/A 25091-2026 FSC-klagomål.docx
+++ b/klagomål/A 25091-2026 FSC-klagomål.docx
@@ -912,7 +912,7 @@
     <w:r>
       <w:tab/>
       <w:tab/>
-      <w:t>2026-08-23</w:t>
+      <w:t>2026-08-24</w:t>
       <w:br/>
       <w:br/>
     </w:r>

--- a/klagomål/A 25091-2026 FSC-klagomål.docx
+++ b/klagomål/A 25091-2026 FSC-klagomål.docx
@@ -912,7 +912,7 @@
     <w:r>
       <w:tab/>
       <w:tab/>
-      <w:t>2026-08-24</w:t>
+      <w:t>2026-08-25</w:t>
       <w:br/>
       <w:br/>
     </w:r>

--- a/klagomål/A 25091-2026 FSC-klagomål.docx
+++ b/klagomål/A 25091-2026 FSC-klagomål.docx
@@ -912,7 +912,7 @@
     <w:r>
       <w:tab/>
       <w:tab/>
-      <w:t>2026-08-25</w:t>
+      <w:t>2026-08-26</w:t>
       <w:br/>
       <w:br/>
     </w:r>

--- a/klagomål/A 25091-2026 FSC-klagomål.docx
+++ b/klagomål/A 25091-2026 FSC-klagomål.docx
@@ -912,7 +912,7 @@
     <w:r>
       <w:tab/>
       <w:tab/>
-      <w:t>2026-08-26</w:t>
+      <w:t>2026-08-27</w:t>
       <w:br/>
       <w:br/>
     </w:r>

--- a/klagomål/A 25091-2026 FSC-klagomål.docx
+++ b/klagomål/A 25091-2026 FSC-klagomål.docx
@@ -912,7 +912,7 @@
     <w:r>
       <w:tab/>
       <w:tab/>
-      <w:t>2026-08-27</w:t>
+      <w:t>2026-08-28</w:t>
       <w:br/>
       <w:br/>
     </w:r>

--- a/klagomål/A 25091-2026 FSC-klagomål.docx
+++ b/klagomål/A 25091-2026 FSC-klagomål.docx
@@ -912,7 +912,7 @@
     <w:r>
       <w:tab/>
       <w:tab/>
-      <w:t>2026-08-28</w:t>
+      <w:t>2026-08-29</w:t>
       <w:br/>
       <w:br/>
     </w:r>

--- a/klagomål/A 25091-2026 FSC-klagomål.docx
+++ b/klagomål/A 25091-2026 FSC-klagomål.docx
@@ -912,7 +912,7 @@
     <w:r>
       <w:tab/>
       <w:tab/>
-      <w:t>2026-08-29</w:t>
+      <w:t>2026-08-31</w:t>
       <w:br/>
       <w:br/>
     </w:r>

--- a/klagomål/A 25091-2026 FSC-klagomål.docx
+++ b/klagomål/A 25091-2026 FSC-klagomål.docx
@@ -912,7 +912,7 @@
     <w:r>
       <w:tab/>
       <w:tab/>
-      <w:t>2026-08-31</w:t>
+      <w:t>2026-09-01</w:t>
       <w:br/>
       <w:br/>
     </w:r>

--- a/klagomål/A 25091-2026 FSC-klagomål.docx
+++ b/klagomål/A 25091-2026 FSC-klagomål.docx
@@ -912,7 +912,7 @@
     <w:r>
       <w:tab/>
       <w:tab/>
-      <w:t>2026-09-01</w:t>
+      <w:t>2026-09-02</w:t>
       <w:br/>
       <w:br/>
     </w:r>

--- a/klagomål/A 25091-2026 FSC-klagomål.docx
+++ b/klagomål/A 25091-2026 FSC-klagomål.docx
@@ -912,7 +912,7 @@
     <w:r>
       <w:tab/>
       <w:tab/>
-      <w:t>2026-09-02</w:t>
+      <w:t>2026-09-03</w:t>
       <w:br/>
       <w:br/>
     </w:r>

--- a/klagomål/A 25091-2026 FSC-klagomål.docx
+++ b/klagomål/A 25091-2026 FSC-klagomål.docx
@@ -912,7 +912,7 @@
     <w:r>
       <w:tab/>
       <w:tab/>
-      <w:t>2026-09-03</w:t>
+      <w:t>2026-09-04</w:t>
       <w:br/>
       <w:br/>
     </w:r>

--- a/klagomål/A 25091-2026 FSC-klagomål.docx
+++ b/klagomål/A 25091-2026 FSC-klagomål.docx
@@ -912,7 +912,7 @@
     <w:r>
       <w:tab/>
       <w:tab/>
-      <w:t>2026-09-04</w:t>
+      <w:t>2026-09-05</w:t>
       <w:br/>
       <w:br/>
     </w:r>

--- a/klagomål/A 25091-2026 FSC-klagomål.docx
+++ b/klagomål/A 25091-2026 FSC-klagomål.docx
@@ -912,7 +912,7 @@
     <w:r>
       <w:tab/>
       <w:tab/>
-      <w:t>2026-09-05</w:t>
+      <w:t>2026-09-06</w:t>
       <w:br/>
       <w:br/>
     </w:r>

--- a/klagomål/A 25091-2026 FSC-klagomål.docx
+++ b/klagomål/A 25091-2026 FSC-klagomål.docx
@@ -912,7 +912,7 @@
     <w:r>
       <w:tab/>
       <w:tab/>
-      <w:t>2026-09-06</w:t>
+      <w:t>2026-09-07</w:t>
       <w:br/>
       <w:br/>
     </w:r>

--- a/klagomål/A 25091-2026 FSC-klagomål.docx
+++ b/klagomål/A 25091-2026 FSC-klagomål.docx
@@ -912,7 +912,7 @@
     <w:r>
       <w:tab/>
       <w:tab/>
-      <w:t>2026-09-07</w:t>
+      <w:t>2026-09-08</w:t>
       <w:br/>
       <w:br/>
     </w:r>

--- a/klagomål/A 25091-2026 FSC-klagomål.docx
+++ b/klagomål/A 25091-2026 FSC-klagomål.docx
@@ -912,7 +912,7 @@
     <w:r>
       <w:tab/>
       <w:tab/>
-      <w:t>2026-09-08</w:t>
+      <w:t>2026-09-09</w:t>
       <w:br/>
       <w:br/>
     </w:r>

--- a/klagomål/A 25091-2026 FSC-klagomål.docx
+++ b/klagomål/A 25091-2026 FSC-klagomål.docx
@@ -912,7 +912,7 @@
     <w:r>
       <w:tab/>
       <w:tab/>
-      <w:t>2026-09-09</w:t>
+      <w:t>2026-09-10</w:t>
       <w:br/>
       <w:br/>
     </w:r>

--- a/klagomål/A 25091-2026 FSC-klagomål.docx
+++ b/klagomål/A 25091-2026 FSC-klagomål.docx
@@ -912,7 +912,7 @@
     <w:r>
       <w:tab/>
       <w:tab/>
-      <w:t>2026-09-10</w:t>
+      <w:t>2026-09-11</w:t>
       <w:br/>
       <w:br/>
     </w:r>

--- a/klagomål/A 25091-2026 FSC-klagomål.docx
+++ b/klagomål/A 25091-2026 FSC-klagomål.docx
@@ -912,7 +912,7 @@
     <w:r>
       <w:tab/>
       <w:tab/>
-      <w:t>2026-09-11</w:t>
+      <w:t>2026-09-12</w:t>
       <w:br/>
       <w:br/>
     </w:r>
